--- a/skills/phong-tccb/assets/tb-nghi-huu.docx
+++ b/skills/phong-tccb/assets/tb-nghi-huu.docx
@@ -1,6 +1,53 @@
 
-<file path=word/document.xml><?xml version="1.0" encoding="utf-8"?>
-<w:document xmlns:ve="http://schemas.openxmlformats.org/markup-compatibility/2006" xmlns:o="urn:schemas-microsoft-com:office:office" xmlns:r="http://schemas.openxmlformats.org/officeDocument/2006/relationships" xmlns:v="urn:schemas-microsoft-com:vml" xmlns:wp="http://schemas.openxmlformats.org/drawingml/2006/wordprocessingDrawing" xmlns:w10="urn:schemas-microsoft-com:office:word" xmlns:w="http://schemas.openxmlformats.org/wordprocessingml/2006/main" xmlns:mc="http://schemas.openxmlformats.org/markup-compatibility/2006" xmlns:w14="http://schemas.microsoft.com/office/word/2010/wordml" mc:Ignorable="w14">
+<file path=./[Content_Types].xml><?xml version="1.0" encoding="utf-8"?>
+<Types xmlns="http://schemas.openxmlformats.org/package/2006/content-types">
+  <Default Extension="rels" ContentType="application/vnd.openxmlformats-package.relationships+xml"/>
+  <Default Extension="xml" ContentType="application/xml"/>
+  <Override PartName="/word/document.xml" ContentType="application/vnd.openxmlformats-officedocument.wordprocessingml.document.main+xml"/>
+  <Override PartName="/word/theme/theme1.xml" ContentType="application/vnd.openxmlformats-officedocument.theme+xml"/>
+  <Override PartName="/docProps/core.xml" ContentType="application/vnd.openxmlformats-package.core-properties+xml"/>
+  <Override PartName="/docProps/app.xml" ContentType="application/vnd.openxmlformats-officedocument.extended-properties+xml"/>
+  <Override PartName="/docProps/custom.xml" ContentType="application/vnd.openxmlformats-officedocument.custom-properties+xml"/>
+</Types>
+</file>
+
+<file path=./docProps/app.xml><?xml version="1.0" encoding="utf-8"?>
+<Properties xmlns="http://schemas.openxmlformats.org/officeDocument/2006/extended-properties" xmlns:vt="http://schemas.openxmlformats.org/officeDocument/2006/docPropsVTypes">
+  <Company>MyCompany</Company>
+</Properties>
+</file>
+
+<file path=./docProps/core.xml><?xml version="1.0" encoding="utf-8"?>
+<cp:coreProperties xmlns:cp="http://schemas.openxmlformats.org/package/2006/metadata/core-properties" xmlns:dc="http://purl.org/dc/elements/1.1/" xmlns:dcterms="http://purl.org/dc/terms/" xmlns:dcmitype="http://purl.org/dc/dcmitype/" xmlns:xsi="http://www.w3.org/2001/XMLSchema-instance">
+  <dc:title>SỞ Y TẾ PHÚ THỌ</dc:title>
+  <dc:subject/>
+  <dc:creator>Administrator</dc:creator>
+  <cp:keywords/>
+  <cp:lastModifiedBy>PC2</cp:lastModifiedBy>
+  <dcterms:created>2014-12-27T14:40:00Z</dcterms:created>
+  <dcterms:modified>2014-12-27T14:40:00Z</dcterms:modified>
+</cp:coreProperties>
+</file>
+
+<file path=./docProps/custom.xml><?xml version="1.0" encoding="utf-8"?>
+<op:Properties xmlns:op="http://schemas.openxmlformats.org/officeDocument/2006/custom-properties">
+  <op:property fmtid="{D5CDD505-2E9C-101B-9397-08002B2CF9AE}" pid="2" name="OfficeCLI.Version">
+    <vt:lpwstr xmlns:vt="http://schemas.openxmlformats.org/officeDocument/2006/docPropsVTypes">1.0.136</vt:lpwstr>
+  </op:property>
+  <op:property fmtid="{D5CDD505-2E9C-101B-9397-08002B2CF9AE}" pid="3" name="OfficeCLI.LastModified">
+    <vt:lpwstr xmlns:vt="http://schemas.openxmlformats.org/officeDocument/2006/docPropsVTypes">2026-07-17T08:57:35Z</vt:lpwstr>
+  </op:property>
+</op:Properties>
+</file>
+
+<file path=./docProps/meta.xml><?xml version="1.0" encoding="utf-8"?>
+<meta xmlns="http://schemas.apple.com/cocoa/2006/metadata">
+  <generator>CocoaOOXMLWriter/2765.5</generator>
+</meta>
+</file>
+
+<file path=./word/document.xml><?xml version="1.0" encoding="utf-8"?>
+<w:document xmlns:ve="http://schemas.openxmlformats.org/markup-compatibility/2006" xmlns:o="urn:schemas-microsoft-com:office:office" xmlns:r="http://schemas.openxmlformats.org/officeDocument/2006/relationships" xmlns:v="urn:schemas-microsoft-com:vml" xmlns:wp="http://schemas.openxmlformats.org/drawingml/2006/wordprocessingDrawing" xmlns:w10="urn:schemas-microsoft-com:office:word" xmlns:w="http://schemas.openxmlformats.org/wordprocessingml/2006/main" xmlns:mc="http://schemas.openxmlformats.org/markup-compatibility/2006" xmlns:w14="http://schemas.microsoft.com/office/word/2010/wordml">
   <w:body>
     <w:p>
       <w:pPr>
@@ -684,7 +731,7 @@
 </w:document>
 </file>
 
-<file path=word/theme/theme1.xml><?xml version="1.0" encoding="utf-8"?>
+<file path=./word/theme/theme1.xml><?xml version="1.0" encoding="utf-8"?>
 <a:theme xmlns:a="http://schemas.openxmlformats.org/drawingml/2006/main" name="Default Theme">
   <a:themeElements>
     <a:clrScheme name="Default">

--- a/skills/phong-tccb/assets/tb-nghi-huu.docx
+++ b/skills/phong-tccb/assets/tb-nghi-huu.docx
@@ -1,52 +1,5 @@
 
-<file path=./[Content_Types].xml><?xml version="1.0" encoding="utf-8"?>
-<Types xmlns="http://schemas.openxmlformats.org/package/2006/content-types">
-  <Default Extension="rels" ContentType="application/vnd.openxmlformats-package.relationships+xml"/>
-  <Default Extension="xml" ContentType="application/xml"/>
-  <Override PartName="/word/document.xml" ContentType="application/vnd.openxmlformats-officedocument.wordprocessingml.document.main+xml"/>
-  <Override PartName="/word/theme/theme1.xml" ContentType="application/vnd.openxmlformats-officedocument.theme+xml"/>
-  <Override PartName="/docProps/core.xml" ContentType="application/vnd.openxmlformats-package.core-properties+xml"/>
-  <Override PartName="/docProps/app.xml" ContentType="application/vnd.openxmlformats-officedocument.extended-properties+xml"/>
-  <Override PartName="/docProps/custom.xml" ContentType="application/vnd.openxmlformats-officedocument.custom-properties+xml"/>
-</Types>
-</file>
-
-<file path=./docProps/app.xml><?xml version="1.0" encoding="utf-8"?>
-<Properties xmlns="http://schemas.openxmlformats.org/officeDocument/2006/extended-properties" xmlns:vt="http://schemas.openxmlformats.org/officeDocument/2006/docPropsVTypes">
-  <Company>MyCompany</Company>
-</Properties>
-</file>
-
-<file path=./docProps/core.xml><?xml version="1.0" encoding="utf-8"?>
-<cp:coreProperties xmlns:cp="http://schemas.openxmlformats.org/package/2006/metadata/core-properties" xmlns:dc="http://purl.org/dc/elements/1.1/" xmlns:dcterms="http://purl.org/dc/terms/" xmlns:dcmitype="http://purl.org/dc/dcmitype/" xmlns:xsi="http://www.w3.org/2001/XMLSchema-instance">
-  <dc:title>SỞ Y TẾ PHÚ THỌ</dc:title>
-  <dc:subject/>
-  <dc:creator>Administrator</dc:creator>
-  <cp:keywords/>
-  <cp:lastModifiedBy>PC2</cp:lastModifiedBy>
-  <dcterms:created>2014-12-27T14:40:00Z</dcterms:created>
-  <dcterms:modified>2014-12-27T14:40:00Z</dcterms:modified>
-</cp:coreProperties>
-</file>
-
-<file path=./docProps/custom.xml><?xml version="1.0" encoding="utf-8"?>
-<op:Properties xmlns:op="http://schemas.openxmlformats.org/officeDocument/2006/custom-properties">
-  <op:property fmtid="{D5CDD505-2E9C-101B-9397-08002B2CF9AE}" pid="2" name="OfficeCLI.Version">
-    <vt:lpwstr xmlns:vt="http://schemas.openxmlformats.org/officeDocument/2006/docPropsVTypes">1.0.136</vt:lpwstr>
-  </op:property>
-  <op:property fmtid="{D5CDD505-2E9C-101B-9397-08002B2CF9AE}" pid="3" name="OfficeCLI.LastModified">
-    <vt:lpwstr xmlns:vt="http://schemas.openxmlformats.org/officeDocument/2006/docPropsVTypes">2026-07-17T08:57:35Z</vt:lpwstr>
-  </op:property>
-</op:Properties>
-</file>
-
-<file path=./docProps/meta.xml><?xml version="1.0" encoding="utf-8"?>
-<meta xmlns="http://schemas.apple.com/cocoa/2006/metadata">
-  <generator>CocoaOOXMLWriter/2765.5</generator>
-</meta>
-</file>
-
-<file path=./word/document.xml><?xml version="1.0" encoding="utf-8"?>
+<file path=word/document.xml><?xml version="1.0" encoding="utf-8"?>
 <w:document xmlns:ve="http://schemas.openxmlformats.org/markup-compatibility/2006" xmlns:o="urn:schemas-microsoft-com:office:office" xmlns:r="http://schemas.openxmlformats.org/officeDocument/2006/relationships" xmlns:v="urn:schemas-microsoft-com:vml" xmlns:wp="http://schemas.openxmlformats.org/drawingml/2006/wordprocessingDrawing" xmlns:w10="urn:schemas-microsoft-com:office:word" xmlns:w="http://schemas.openxmlformats.org/wordprocessingml/2006/main" xmlns:mc="http://schemas.openxmlformats.org/markup-compatibility/2006" xmlns:w14="http://schemas.microsoft.com/office/word/2010/wordml">
   <w:body>
     <w:p>
@@ -731,7 +684,7 @@
 </w:document>
 </file>
 
-<file path=./word/theme/theme1.xml><?xml version="1.0" encoding="utf-8"?>
+<file path=word/theme/theme1.xml><?xml version="1.0" encoding="utf-8"?>
 <a:theme xmlns:a="http://schemas.openxmlformats.org/drawingml/2006/main" name="Default Theme">
   <a:themeElements>
     <a:clrScheme name="Default">
